--- a/docs/tables/Table_S1-2_single_mpm_derived.docx
+++ b/docs/tables/Table_S1-2_single_mpm_derived.docx
@@ -62,17 +62,19 @@
                 <w:i w:val="false"/>
                 <w:b w:val="false"/>
                 <w:u w:val="none"/>
-                <w:sz w:val="22"/>
-                <w:szCs w:val="22"/>
-                <w:color w:val="000000"/>
-              </w:rPr>
-            </w:pPr>
-            <w:r>
-              <w:rPr>
-                <w:rFonts w:ascii="Helvetica" w:hAnsi="Helvetica" w:eastAsia="Helvetica" w:cs="Helvetica"/>
-                <w:i w:val="false"/>
-                <w:b w:val="false"/>
-                <w:u w:val="none"/>
+                <w:strike w:val="false"/>
+                <w:sz w:val="22"/>
+                <w:szCs w:val="22"/>
+                <w:color w:val="000000"/>
+              </w:rPr>
+            </w:pPr>
+            <w:r>
+              <w:rPr>
+                <w:rFonts w:ascii="Helvetica" w:hAnsi="Helvetica" w:eastAsia="Helvetica" w:cs="Helvetica"/>
+                <w:i w:val="false"/>
+                <w:b w:val="false"/>
+                <w:u w:val="none"/>
+                <w:strike w:val="false"/>
                 <w:sz w:val="22"/>
                 <w:szCs w:val="22"/>
                 <w:color w:val="000000"/>
@@ -114,17 +116,19 @@
                 <w:i w:val="false"/>
                 <w:b w:val="false"/>
                 <w:u w:val="none"/>
-                <w:sz w:val="22"/>
-                <w:szCs w:val="22"/>
-                <w:color w:val="000000"/>
-              </w:rPr>
-            </w:pPr>
-            <w:r>
-              <w:rPr>
-                <w:rFonts w:ascii="Helvetica" w:hAnsi="Helvetica" w:eastAsia="Helvetica" w:cs="Helvetica"/>
-                <w:i w:val="false"/>
-                <w:b w:val="false"/>
-                <w:u w:val="none"/>
+                <w:strike w:val="false"/>
+                <w:sz w:val="22"/>
+                <w:szCs w:val="22"/>
+                <w:color w:val="000000"/>
+              </w:rPr>
+            </w:pPr>
+            <w:r>
+              <w:rPr>
+                <w:rFonts w:ascii="Helvetica" w:hAnsi="Helvetica" w:eastAsia="Helvetica" w:cs="Helvetica"/>
+                <w:i w:val="false"/>
+                <w:b w:val="false"/>
+                <w:u w:val="none"/>
+                <w:strike w:val="false"/>
                 <w:sz w:val="22"/>
                 <w:szCs w:val="22"/>
                 <w:color w:val="000000"/>
@@ -166,17 +170,19 @@
                 <w:i w:val="false"/>
                 <w:b w:val="false"/>
                 <w:u w:val="none"/>
-                <w:sz w:val="22"/>
-                <w:szCs w:val="22"/>
-                <w:color w:val="000000"/>
-              </w:rPr>
-            </w:pPr>
-            <w:r>
-              <w:rPr>
-                <w:rFonts w:ascii="Helvetica" w:hAnsi="Helvetica" w:eastAsia="Helvetica" w:cs="Helvetica"/>
-                <w:i w:val="false"/>
-                <w:b w:val="false"/>
-                <w:u w:val="none"/>
+                <w:strike w:val="false"/>
+                <w:sz w:val="22"/>
+                <w:szCs w:val="22"/>
+                <w:color w:val="000000"/>
+              </w:rPr>
+            </w:pPr>
+            <w:r>
+              <w:rPr>
+                <w:rFonts w:ascii="Helvetica" w:hAnsi="Helvetica" w:eastAsia="Helvetica" w:cs="Helvetica"/>
+                <w:i w:val="false"/>
+                <w:b w:val="false"/>
+                <w:u w:val="none"/>
+                <w:strike w:val="false"/>
                 <w:sz w:val="22"/>
                 <w:szCs w:val="22"/>
                 <w:color w:val="000000"/>
@@ -218,17 +224,19 @@
                 <w:i w:val="false"/>
                 <w:b w:val="false"/>
                 <w:u w:val="none"/>
-                <w:sz w:val="22"/>
-                <w:szCs w:val="22"/>
-                <w:color w:val="000000"/>
-              </w:rPr>
-            </w:pPr>
-            <w:r>
-              <w:rPr>
-                <w:rFonts w:ascii="Helvetica" w:hAnsi="Helvetica" w:eastAsia="Helvetica" w:cs="Helvetica"/>
-                <w:i w:val="false"/>
-                <w:b w:val="false"/>
-                <w:u w:val="none"/>
+                <w:strike w:val="false"/>
+                <w:sz w:val="22"/>
+                <w:szCs w:val="22"/>
+                <w:color w:val="000000"/>
+              </w:rPr>
+            </w:pPr>
+            <w:r>
+              <w:rPr>
+                <w:rFonts w:ascii="Helvetica" w:hAnsi="Helvetica" w:eastAsia="Helvetica" w:cs="Helvetica"/>
+                <w:i w:val="false"/>
+                <w:b w:val="false"/>
+                <w:u w:val="none"/>
+                <w:strike w:val="false"/>
                 <w:sz w:val="22"/>
                 <w:szCs w:val="22"/>
                 <w:color w:val="000000"/>
@@ -270,17 +278,19 @@
                 <w:i w:val="false"/>
                 <w:b w:val="false"/>
                 <w:u w:val="none"/>
-                <w:sz w:val="22"/>
-                <w:szCs w:val="22"/>
-                <w:color w:val="000000"/>
-              </w:rPr>
-            </w:pPr>
-            <w:r>
-              <w:rPr>
-                <w:rFonts w:ascii="Helvetica" w:hAnsi="Helvetica" w:eastAsia="Helvetica" w:cs="Helvetica"/>
-                <w:i w:val="false"/>
-                <w:b w:val="false"/>
-                <w:u w:val="none"/>
+                <w:strike w:val="false"/>
+                <w:sz w:val="22"/>
+                <w:szCs w:val="22"/>
+                <w:color w:val="000000"/>
+              </w:rPr>
+            </w:pPr>
+            <w:r>
+              <w:rPr>
+                <w:rFonts w:ascii="Helvetica" w:hAnsi="Helvetica" w:eastAsia="Helvetica" w:cs="Helvetica"/>
+                <w:i w:val="false"/>
+                <w:b w:val="false"/>
+                <w:u w:val="none"/>
+                <w:strike w:val="false"/>
                 <w:sz w:val="22"/>
                 <w:szCs w:val="22"/>
                 <w:color w:val="000000"/>
@@ -328,17 +338,19 @@
                 <w:i w:val="false"/>
                 <w:b w:val="false"/>
                 <w:u w:val="none"/>
-                <w:sz w:val="22"/>
-                <w:szCs w:val="22"/>
-                <w:color w:val="000000"/>
-              </w:rPr>
-            </w:pPr>
-            <w:r>
-              <w:rPr>
-                <w:rFonts w:ascii="Helvetica" w:hAnsi="Helvetica" w:eastAsia="Helvetica" w:cs="Helvetica"/>
-                <w:i w:val="false"/>
-                <w:b w:val="false"/>
-                <w:u w:val="none"/>
+                <w:strike w:val="false"/>
+                <w:sz w:val="22"/>
+                <w:szCs w:val="22"/>
+                <w:color w:val="000000"/>
+              </w:rPr>
+            </w:pPr>
+            <w:r>
+              <w:rPr>
+                <w:rFonts w:ascii="Helvetica" w:hAnsi="Helvetica" w:eastAsia="Helvetica" w:cs="Helvetica"/>
+                <w:i w:val="false"/>
+                <w:b w:val="false"/>
+                <w:u w:val="none"/>
+                <w:strike w:val="false"/>
                 <w:sz w:val="22"/>
                 <w:szCs w:val="22"/>
                 <w:color w:val="000000"/>
@@ -380,22 +392,24 @@
                 <w:i w:val="false"/>
                 <w:b w:val="false"/>
                 <w:u w:val="none"/>
-                <w:sz w:val="22"/>
-                <w:szCs w:val="22"/>
-                <w:color w:val="000000"/>
-              </w:rPr>
-            </w:pPr>
-            <w:r>
-              <w:rPr>
-                <w:rFonts w:ascii="Helvetica" w:hAnsi="Helvetica" w:eastAsia="Helvetica" w:cs="Helvetica"/>
-                <w:i w:val="false"/>
-                <w:b w:val="false"/>
-                <w:u w:val="none"/>
-                <w:sz w:val="22"/>
-                <w:szCs w:val="22"/>
-                <w:color w:val="000000"/>
-              </w:rPr>
-              <w:t xml:space="preserve">0.942</w:t>
+                <w:strike w:val="false"/>
+                <w:sz w:val="22"/>
+                <w:szCs w:val="22"/>
+                <w:color w:val="000000"/>
+              </w:rPr>
+            </w:pPr>
+            <w:r>
+              <w:rPr>
+                <w:rFonts w:ascii="Helvetica" w:hAnsi="Helvetica" w:eastAsia="Helvetica" w:cs="Helvetica"/>
+                <w:i w:val="false"/>
+                <w:b w:val="false"/>
+                <w:u w:val="none"/>
+                <w:strike w:val="false"/>
+                <w:sz w:val="22"/>
+                <w:szCs w:val="22"/>
+                <w:color w:val="000000"/>
+              </w:rPr>
+              <w:t xml:space="preserve">0.943</w:t>
             </w:r>
           </w:p>
         </w:tc>
@@ -432,22 +446,24 @@
                 <w:i w:val="false"/>
                 <w:b w:val="false"/>
                 <w:u w:val="none"/>
-                <w:sz w:val="22"/>
-                <w:szCs w:val="22"/>
-                <w:color w:val="000000"/>
-              </w:rPr>
-            </w:pPr>
-            <w:r>
-              <w:rPr>
-                <w:rFonts w:ascii="Helvetica" w:hAnsi="Helvetica" w:eastAsia="Helvetica" w:cs="Helvetica"/>
-                <w:i w:val="false"/>
-                <w:b w:val="false"/>
-                <w:u w:val="none"/>
-                <w:sz w:val="22"/>
-                <w:szCs w:val="22"/>
-                <w:color w:val="000000"/>
-              </w:rPr>
-              <w:t xml:space="preserve">0.828</w:t>
+                <w:strike w:val="false"/>
+                <w:sz w:val="22"/>
+                <w:szCs w:val="22"/>
+                <w:color w:val="000000"/>
+              </w:rPr>
+            </w:pPr>
+            <w:r>
+              <w:rPr>
+                <w:rFonts w:ascii="Helvetica" w:hAnsi="Helvetica" w:eastAsia="Helvetica" w:cs="Helvetica"/>
+                <w:i w:val="false"/>
+                <w:b w:val="false"/>
+                <w:u w:val="none"/>
+                <w:strike w:val="false"/>
+                <w:sz w:val="22"/>
+                <w:szCs w:val="22"/>
+                <w:color w:val="000000"/>
+              </w:rPr>
+              <w:t xml:space="preserve">0.826</w:t>
             </w:r>
           </w:p>
         </w:tc>
@@ -484,17 +500,19 @@
                 <w:i w:val="false"/>
                 <w:b w:val="false"/>
                 <w:u w:val="none"/>
-                <w:sz w:val="22"/>
-                <w:szCs w:val="22"/>
-                <w:color w:val="000000"/>
-              </w:rPr>
-            </w:pPr>
-            <w:r>
-              <w:rPr>
-                <w:rFonts w:ascii="Helvetica" w:hAnsi="Helvetica" w:eastAsia="Helvetica" w:cs="Helvetica"/>
-                <w:i w:val="false"/>
-                <w:b w:val="false"/>
-                <w:u w:val="none"/>
+                <w:strike w:val="false"/>
+                <w:sz w:val="22"/>
+                <w:szCs w:val="22"/>
+                <w:color w:val="000000"/>
+              </w:rPr>
+            </w:pPr>
+            <w:r>
+              <w:rPr>
+                <w:rFonts w:ascii="Helvetica" w:hAnsi="Helvetica" w:eastAsia="Helvetica" w:cs="Helvetica"/>
+                <w:i w:val="false"/>
+                <w:b w:val="false"/>
+                <w:u w:val="none"/>
+                <w:strike w:val="false"/>
                 <w:sz w:val="22"/>
                 <w:szCs w:val="22"/>
                 <w:color w:val="000000"/>
@@ -536,17 +554,19 @@
                 <w:i w:val="false"/>
                 <w:b w:val="false"/>
                 <w:u w:val="none"/>
-                <w:sz w:val="22"/>
-                <w:szCs w:val="22"/>
-                <w:color w:val="000000"/>
-              </w:rPr>
-            </w:pPr>
-            <w:r>
-              <w:rPr>
-                <w:rFonts w:ascii="Helvetica" w:hAnsi="Helvetica" w:eastAsia="Helvetica" w:cs="Helvetica"/>
-                <w:i w:val="false"/>
-                <w:b w:val="false"/>
-                <w:u w:val="none"/>
+                <w:strike w:val="false"/>
+                <w:sz w:val="22"/>
+                <w:szCs w:val="22"/>
+                <w:color w:val="000000"/>
+              </w:rPr>
+            </w:pPr>
+            <w:r>
+              <w:rPr>
+                <w:rFonts w:ascii="Helvetica" w:hAnsi="Helvetica" w:eastAsia="Helvetica" w:cs="Helvetica"/>
+                <w:i w:val="false"/>
+                <w:b w:val="false"/>
+                <w:u w:val="none"/>
+                <w:strike w:val="false"/>
                 <w:sz w:val="22"/>
                 <w:szCs w:val="22"/>
                 <w:color w:val="000000"/>
@@ -594,17 +614,19 @@
                 <w:i w:val="false"/>
                 <w:b w:val="false"/>
                 <w:u w:val="none"/>
-                <w:sz w:val="22"/>
-                <w:szCs w:val="22"/>
-                <w:color w:val="000000"/>
-              </w:rPr>
-            </w:pPr>
-            <w:r>
-              <w:rPr>
-                <w:rFonts w:ascii="Helvetica" w:hAnsi="Helvetica" w:eastAsia="Helvetica" w:cs="Helvetica"/>
-                <w:i w:val="false"/>
-                <w:b w:val="false"/>
-                <w:u w:val="none"/>
+                <w:strike w:val="false"/>
+                <w:sz w:val="22"/>
+                <w:szCs w:val="22"/>
+                <w:color w:val="000000"/>
+              </w:rPr>
+            </w:pPr>
+            <w:r>
+              <w:rPr>
+                <w:rFonts w:ascii="Helvetica" w:hAnsi="Helvetica" w:eastAsia="Helvetica" w:cs="Helvetica"/>
+                <w:i w:val="false"/>
+                <w:b w:val="false"/>
+                <w:u w:val="none"/>
+                <w:strike w:val="false"/>
                 <w:sz w:val="22"/>
                 <w:szCs w:val="22"/>
                 <w:color w:val="000000"/>
@@ -646,22 +668,24 @@
                 <w:i w:val="false"/>
                 <w:b w:val="false"/>
                 <w:u w:val="none"/>
-                <w:sz w:val="22"/>
-                <w:szCs w:val="22"/>
-                <w:color w:val="000000"/>
-              </w:rPr>
-            </w:pPr>
-            <w:r>
-              <w:rPr>
-                <w:rFonts w:ascii="Helvetica" w:hAnsi="Helvetica" w:eastAsia="Helvetica" w:cs="Helvetica"/>
-                <w:i w:val="false"/>
-                <w:b w:val="false"/>
-                <w:u w:val="none"/>
-                <w:sz w:val="22"/>
-                <w:szCs w:val="22"/>
-                <w:color w:val="000000"/>
-              </w:rPr>
-              <w:t xml:space="preserve">1.460</w:t>
+                <w:strike w:val="false"/>
+                <w:sz w:val="22"/>
+                <w:szCs w:val="22"/>
+                <w:color w:val="000000"/>
+              </w:rPr>
+            </w:pPr>
+            <w:r>
+              <w:rPr>
+                <w:rFonts w:ascii="Helvetica" w:hAnsi="Helvetica" w:eastAsia="Helvetica" w:cs="Helvetica"/>
+                <w:i w:val="false"/>
+                <w:b w:val="false"/>
+                <w:u w:val="none"/>
+                <w:strike w:val="false"/>
+                <w:sz w:val="22"/>
+                <w:szCs w:val="22"/>
+                <w:color w:val="000000"/>
+              </w:rPr>
+              <w:t xml:space="preserve">1.440</w:t>
             </w:r>
           </w:p>
         </w:tc>
@@ -698,17 +722,19 @@
                 <w:i w:val="false"/>
                 <w:b w:val="false"/>
                 <w:u w:val="none"/>
-                <w:sz w:val="22"/>
-                <w:szCs w:val="22"/>
-                <w:color w:val="000000"/>
-              </w:rPr>
-            </w:pPr>
-            <w:r>
-              <w:rPr>
-                <w:rFonts w:ascii="Helvetica" w:hAnsi="Helvetica" w:eastAsia="Helvetica" w:cs="Helvetica"/>
-                <w:i w:val="false"/>
-                <w:b w:val="false"/>
-                <w:u w:val="none"/>
+                <w:strike w:val="false"/>
+                <w:sz w:val="22"/>
+                <w:szCs w:val="22"/>
+                <w:color w:val="000000"/>
+              </w:rPr>
+            </w:pPr>
+            <w:r>
+              <w:rPr>
+                <w:rFonts w:ascii="Helvetica" w:hAnsi="Helvetica" w:eastAsia="Helvetica" w:cs="Helvetica"/>
+                <w:i w:val="false"/>
+                <w:b w:val="false"/>
+                <w:u w:val="none"/>
+                <w:strike w:val="false"/>
                 <w:sz w:val="22"/>
                 <w:szCs w:val="22"/>
                 <w:color w:val="000000"/>
@@ -750,22 +776,24 @@
                 <w:i w:val="false"/>
                 <w:b w:val="false"/>
                 <w:u w:val="none"/>
-                <w:sz w:val="22"/>
-                <w:szCs w:val="22"/>
-                <w:color w:val="000000"/>
-              </w:rPr>
-            </w:pPr>
-            <w:r>
-              <w:rPr>
-                <w:rFonts w:ascii="Helvetica" w:hAnsi="Helvetica" w:eastAsia="Helvetica" w:cs="Helvetica"/>
-                <w:i w:val="false"/>
-                <w:b w:val="false"/>
-                <w:u w:val="none"/>
-                <w:sz w:val="22"/>
-                <w:szCs w:val="22"/>
-                <w:color w:val="000000"/>
-              </w:rPr>
-              <w:t xml:space="preserve">2.170</w:t>
+                <w:strike w:val="false"/>
+                <w:sz w:val="22"/>
+                <w:szCs w:val="22"/>
+                <w:color w:val="000000"/>
+              </w:rPr>
+            </w:pPr>
+            <w:r>
+              <w:rPr>
+                <w:rFonts w:ascii="Helvetica" w:hAnsi="Helvetica" w:eastAsia="Helvetica" w:cs="Helvetica"/>
+                <w:i w:val="false"/>
+                <w:b w:val="false"/>
+                <w:u w:val="none"/>
+                <w:strike w:val="false"/>
+                <w:sz w:val="22"/>
+                <w:szCs w:val="22"/>
+                <w:color w:val="000000"/>
+              </w:rPr>
+              <w:t xml:space="preserve">2.200</w:t>
             </w:r>
           </w:p>
         </w:tc>
@@ -802,17 +830,19 @@
                 <w:i w:val="false"/>
                 <w:b w:val="false"/>
                 <w:u w:val="none"/>
-                <w:sz w:val="22"/>
-                <w:szCs w:val="22"/>
-                <w:color w:val="000000"/>
-              </w:rPr>
-            </w:pPr>
-            <w:r>
-              <w:rPr>
-                <w:rFonts w:ascii="Helvetica" w:hAnsi="Helvetica" w:eastAsia="Helvetica" w:cs="Helvetica"/>
-                <w:i w:val="false"/>
-                <w:b w:val="false"/>
-                <w:u w:val="none"/>
+                <w:strike w:val="false"/>
+                <w:sz w:val="22"/>
+                <w:szCs w:val="22"/>
+                <w:color w:val="000000"/>
+              </w:rPr>
+            </w:pPr>
+            <w:r>
+              <w:rPr>
+                <w:rFonts w:ascii="Helvetica" w:hAnsi="Helvetica" w:eastAsia="Helvetica" w:cs="Helvetica"/>
+                <w:i w:val="false"/>
+                <w:b w:val="false"/>
+                <w:u w:val="none"/>
+                <w:strike w:val="false"/>
                 <w:sz w:val="22"/>
                 <w:szCs w:val="22"/>
                 <w:color w:val="000000"/>
@@ -860,17 +890,19 @@
                 <w:i w:val="false"/>
                 <w:b w:val="false"/>
                 <w:u w:val="none"/>
-                <w:sz w:val="22"/>
-                <w:szCs w:val="22"/>
-                <w:color w:val="000000"/>
-              </w:rPr>
-            </w:pPr>
-            <w:r>
-              <w:rPr>
-                <w:rFonts w:ascii="Helvetica" w:hAnsi="Helvetica" w:eastAsia="Helvetica" w:cs="Helvetica"/>
-                <w:i w:val="false"/>
-                <w:b w:val="false"/>
-                <w:u w:val="none"/>
+                <w:strike w:val="false"/>
+                <w:sz w:val="22"/>
+                <w:szCs w:val="22"/>
+                <w:color w:val="000000"/>
+              </w:rPr>
+            </w:pPr>
+            <w:r>
+              <w:rPr>
+                <w:rFonts w:ascii="Helvetica" w:hAnsi="Helvetica" w:eastAsia="Helvetica" w:cs="Helvetica"/>
+                <w:i w:val="false"/>
+                <w:b w:val="false"/>
+                <w:u w:val="none"/>
+                <w:strike w:val="false"/>
                 <w:sz w:val="22"/>
                 <w:szCs w:val="22"/>
                 <w:color w:val="000000"/>
@@ -912,22 +944,24 @@
                 <w:i w:val="false"/>
                 <w:b w:val="false"/>
                 <w:u w:val="none"/>
-                <w:sz w:val="22"/>
-                <w:szCs w:val="22"/>
-                <w:color w:val="000000"/>
-              </w:rPr>
-            </w:pPr>
-            <w:r>
-              <w:rPr>
-                <w:rFonts w:ascii="Helvetica" w:hAnsi="Helvetica" w:eastAsia="Helvetica" w:cs="Helvetica"/>
-                <w:i w:val="false"/>
-                <w:b w:val="false"/>
-                <w:u w:val="none"/>
-                <w:sz w:val="22"/>
-                <w:szCs w:val="22"/>
-                <w:color w:val="000000"/>
-              </w:rPr>
-              <w:t xml:space="preserve">2.740</w:t>
+                <w:strike w:val="false"/>
+                <w:sz w:val="22"/>
+                <w:szCs w:val="22"/>
+                <w:color w:val="000000"/>
+              </w:rPr>
+            </w:pPr>
+            <w:r>
+              <w:rPr>
+                <w:rFonts w:ascii="Helvetica" w:hAnsi="Helvetica" w:eastAsia="Helvetica" w:cs="Helvetica"/>
+                <w:i w:val="false"/>
+                <w:b w:val="false"/>
+                <w:u w:val="none"/>
+                <w:strike w:val="false"/>
+                <w:sz w:val="22"/>
+                <w:szCs w:val="22"/>
+                <w:color w:val="000000"/>
+              </w:rPr>
+              <w:t xml:space="preserve">2.800</w:t>
             </w:r>
           </w:p>
         </w:tc>
@@ -964,22 +998,24 @@
                 <w:i w:val="false"/>
                 <w:b w:val="false"/>
                 <w:u w:val="none"/>
-                <w:sz w:val="22"/>
-                <w:szCs w:val="22"/>
-                <w:color w:val="000000"/>
-              </w:rPr>
-            </w:pPr>
-            <w:r>
-              <w:rPr>
-                <w:rFonts w:ascii="Helvetica" w:hAnsi="Helvetica" w:eastAsia="Helvetica" w:cs="Helvetica"/>
-                <w:i w:val="false"/>
-                <w:b w:val="false"/>
-                <w:u w:val="none"/>
-                <w:sz w:val="22"/>
-                <w:szCs w:val="22"/>
-                <w:color w:val="000000"/>
-              </w:rPr>
-              <w:t xml:space="preserve">0.800</w:t>
+                <w:strike w:val="false"/>
+                <w:sz w:val="22"/>
+                <w:szCs w:val="22"/>
+                <w:color w:val="000000"/>
+              </w:rPr>
+            </w:pPr>
+            <w:r>
+              <w:rPr>
+                <w:rFonts w:ascii="Helvetica" w:hAnsi="Helvetica" w:eastAsia="Helvetica" w:cs="Helvetica"/>
+                <w:i w:val="false"/>
+                <w:b w:val="false"/>
+                <w:u w:val="none"/>
+                <w:strike w:val="false"/>
+                <w:sz w:val="22"/>
+                <w:szCs w:val="22"/>
+                <w:color w:val="000000"/>
+              </w:rPr>
+              <w:t xml:space="preserve">0.803</w:t>
             </w:r>
           </w:p>
         </w:tc>
@@ -1016,22 +1052,24 @@
                 <w:i w:val="false"/>
                 <w:b w:val="false"/>
                 <w:u w:val="none"/>
-                <w:sz w:val="22"/>
-                <w:szCs w:val="22"/>
-                <w:color w:val="000000"/>
-              </w:rPr>
-            </w:pPr>
-            <w:r>
-              <w:rPr>
-                <w:rFonts w:ascii="Helvetica" w:hAnsi="Helvetica" w:eastAsia="Helvetica" w:cs="Helvetica"/>
-                <w:i w:val="false"/>
-                <w:b w:val="false"/>
-                <w:u w:val="none"/>
-                <w:sz w:val="22"/>
-                <w:szCs w:val="22"/>
-                <w:color w:val="000000"/>
-              </w:rPr>
-              <w:t xml:space="preserve">13.800</w:t>
+                <w:strike w:val="false"/>
+                <w:sz w:val="22"/>
+                <w:szCs w:val="22"/>
+                <w:color w:val="000000"/>
+              </w:rPr>
+            </w:pPr>
+            <w:r>
+              <w:rPr>
+                <w:rFonts w:ascii="Helvetica" w:hAnsi="Helvetica" w:eastAsia="Helvetica" w:cs="Helvetica"/>
+                <w:i w:val="false"/>
+                <w:b w:val="false"/>
+                <w:u w:val="none"/>
+                <w:strike w:val="false"/>
+                <w:sz w:val="22"/>
+                <w:szCs w:val="22"/>
+                <w:color w:val="000000"/>
+              </w:rPr>
+              <w:t xml:space="preserve">15.000</w:t>
             </w:r>
           </w:p>
         </w:tc>
@@ -1068,17 +1106,19 @@
                 <w:i w:val="false"/>
                 <w:b w:val="false"/>
                 <w:u w:val="none"/>
-                <w:sz w:val="22"/>
-                <w:szCs w:val="22"/>
-                <w:color w:val="000000"/>
-              </w:rPr>
-            </w:pPr>
-            <w:r>
-              <w:rPr>
-                <w:rFonts w:ascii="Helvetica" w:hAnsi="Helvetica" w:eastAsia="Helvetica" w:cs="Helvetica"/>
-                <w:i w:val="false"/>
-                <w:b w:val="false"/>
-                <w:u w:val="none"/>
+                <w:strike w:val="false"/>
+                <w:sz w:val="22"/>
+                <w:szCs w:val="22"/>
+                <w:color w:val="000000"/>
+              </w:rPr>
+            </w:pPr>
+            <w:r>
+              <w:rPr>
+                <w:rFonts w:ascii="Helvetica" w:hAnsi="Helvetica" w:eastAsia="Helvetica" w:cs="Helvetica"/>
+                <w:i w:val="false"/>
+                <w:b w:val="false"/>
+                <w:u w:val="none"/>
+                <w:strike w:val="false"/>
                 <w:sz w:val="22"/>
                 <w:szCs w:val="22"/>
                 <w:color w:val="000000"/>
@@ -1126,17 +1166,19 @@
                 <w:i w:val="false"/>
                 <w:b w:val="false"/>
                 <w:u w:val="none"/>
-                <w:sz w:val="22"/>
-                <w:szCs w:val="22"/>
-                <w:color w:val="000000"/>
-              </w:rPr>
-            </w:pPr>
-            <w:r>
-              <w:rPr>
-                <w:rFonts w:ascii="Helvetica" w:hAnsi="Helvetica" w:eastAsia="Helvetica" w:cs="Helvetica"/>
-                <w:i w:val="false"/>
-                <w:b w:val="false"/>
-                <w:u w:val="none"/>
+                <w:strike w:val="false"/>
+                <w:sz w:val="22"/>
+                <w:szCs w:val="22"/>
+                <w:color w:val="000000"/>
+              </w:rPr>
+            </w:pPr>
+            <w:r>
+              <w:rPr>
+                <w:rFonts w:ascii="Helvetica" w:hAnsi="Helvetica" w:eastAsia="Helvetica" w:cs="Helvetica"/>
+                <w:i w:val="false"/>
+                <w:b w:val="false"/>
+                <w:u w:val="none"/>
+                <w:strike w:val="false"/>
                 <w:sz w:val="22"/>
                 <w:szCs w:val="22"/>
                 <w:color w:val="000000"/>
@@ -1178,22 +1220,24 @@
                 <w:i w:val="false"/>
                 <w:b w:val="false"/>
                 <w:u w:val="none"/>
-                <w:sz w:val="22"/>
-                <w:szCs w:val="22"/>
-                <w:color w:val="000000"/>
-              </w:rPr>
-            </w:pPr>
-            <w:r>
-              <w:rPr>
-                <w:rFonts w:ascii="Helvetica" w:hAnsi="Helvetica" w:eastAsia="Helvetica" w:cs="Helvetica"/>
-                <w:i w:val="false"/>
-                <w:b w:val="false"/>
-                <w:u w:val="none"/>
-                <w:sz w:val="22"/>
-                <w:szCs w:val="22"/>
-                <w:color w:val="000000"/>
-              </w:rPr>
-              <w:t xml:space="preserve">0.335</w:t>
+                <w:strike w:val="false"/>
+                <w:sz w:val="22"/>
+                <w:szCs w:val="22"/>
+                <w:color w:val="000000"/>
+              </w:rPr>
+            </w:pPr>
+            <w:r>
+              <w:rPr>
+                <w:rFonts w:ascii="Helvetica" w:hAnsi="Helvetica" w:eastAsia="Helvetica" w:cs="Helvetica"/>
+                <w:i w:val="false"/>
+                <w:b w:val="false"/>
+                <w:u w:val="none"/>
+                <w:strike w:val="false"/>
+                <w:sz w:val="22"/>
+                <w:szCs w:val="22"/>
+                <w:color w:val="000000"/>
+              </w:rPr>
+              <w:t xml:space="preserve">0.345</w:t>
             </w:r>
           </w:p>
         </w:tc>
@@ -1230,22 +1274,24 @@
                 <w:i w:val="false"/>
                 <w:b w:val="false"/>
                 <w:u w:val="none"/>
-                <w:sz w:val="22"/>
-                <w:szCs w:val="22"/>
-                <w:color w:val="000000"/>
-              </w:rPr>
-            </w:pPr>
-            <w:r>
-              <w:rPr>
-                <w:rFonts w:ascii="Helvetica" w:hAnsi="Helvetica" w:eastAsia="Helvetica" w:cs="Helvetica"/>
-                <w:i w:val="false"/>
-                <w:b w:val="false"/>
-                <w:u w:val="none"/>
-                <w:sz w:val="22"/>
-                <w:szCs w:val="22"/>
-                <w:color w:val="000000"/>
-              </w:rPr>
-              <w:t xml:space="preserve">0.135</w:t>
+                <w:strike w:val="false"/>
+                <w:sz w:val="22"/>
+                <w:szCs w:val="22"/>
+                <w:color w:val="000000"/>
+              </w:rPr>
+            </w:pPr>
+            <w:r>
+              <w:rPr>
+                <w:rFonts w:ascii="Helvetica" w:hAnsi="Helvetica" w:eastAsia="Helvetica" w:cs="Helvetica"/>
+                <w:i w:val="false"/>
+                <w:b w:val="false"/>
+                <w:u w:val="none"/>
+                <w:strike w:val="false"/>
+                <w:sz w:val="22"/>
+                <w:szCs w:val="22"/>
+                <w:color w:val="000000"/>
+              </w:rPr>
+              <w:t xml:space="preserve">0.145</w:t>
             </w:r>
           </w:p>
         </w:tc>
@@ -1282,22 +1328,24 @@
                 <w:i w:val="false"/>
                 <w:b w:val="false"/>
                 <w:u w:val="none"/>
-                <w:sz w:val="22"/>
-                <w:szCs w:val="22"/>
-                <w:color w:val="000000"/>
-              </w:rPr>
-            </w:pPr>
-            <w:r>
-              <w:rPr>
-                <w:rFonts w:ascii="Helvetica" w:hAnsi="Helvetica" w:eastAsia="Helvetica" w:cs="Helvetica"/>
-                <w:i w:val="false"/>
-                <w:b w:val="false"/>
-                <w:u w:val="none"/>
-                <w:sz w:val="22"/>
-                <w:szCs w:val="22"/>
-                <w:color w:val="000000"/>
-              </w:rPr>
-              <w:t xml:space="preserve">0.553</w:t>
+                <w:strike w:val="false"/>
+                <w:sz w:val="22"/>
+                <w:szCs w:val="22"/>
+                <w:color w:val="000000"/>
+              </w:rPr>
+            </w:pPr>
+            <w:r>
+              <w:rPr>
+                <w:rFonts w:ascii="Helvetica" w:hAnsi="Helvetica" w:eastAsia="Helvetica" w:cs="Helvetica"/>
+                <w:i w:val="false"/>
+                <w:b w:val="false"/>
+                <w:u w:val="none"/>
+                <w:strike w:val="false"/>
+                <w:sz w:val="22"/>
+                <w:szCs w:val="22"/>
+                <w:color w:val="000000"/>
+              </w:rPr>
+              <w:t xml:space="preserve">0.558</w:t>
             </w:r>
           </w:p>
         </w:tc>
@@ -1334,17 +1382,19 @@
                 <w:i w:val="false"/>
                 <w:b w:val="false"/>
                 <w:u w:val="none"/>
-                <w:sz w:val="22"/>
-                <w:szCs w:val="22"/>
-                <w:color w:val="000000"/>
-              </w:rPr>
-            </w:pPr>
-            <w:r>
-              <w:rPr>
-                <w:rFonts w:ascii="Helvetica" w:hAnsi="Helvetica" w:eastAsia="Helvetica" w:cs="Helvetica"/>
-                <w:i w:val="false"/>
-                <w:b w:val="false"/>
-                <w:u w:val="none"/>
+                <w:strike w:val="false"/>
+                <w:sz w:val="22"/>
+                <w:szCs w:val="22"/>
+                <w:color w:val="000000"/>
+              </w:rPr>
+            </w:pPr>
+            <w:r>
+              <w:rPr>
+                <w:rFonts w:ascii="Helvetica" w:hAnsi="Helvetica" w:eastAsia="Helvetica" w:cs="Helvetica"/>
+                <w:i w:val="false"/>
+                <w:b w:val="false"/>
+                <w:u w:val="none"/>
+                <w:strike w:val="false"/>
                 <w:sz w:val="22"/>
                 <w:szCs w:val="22"/>
                 <w:color w:val="000000"/>
@@ -1392,17 +1442,19 @@
                 <w:i w:val="false"/>
                 <w:b w:val="false"/>
                 <w:u w:val="none"/>
-                <w:sz w:val="22"/>
-                <w:szCs w:val="22"/>
-                <w:color w:val="000000"/>
-              </w:rPr>
-            </w:pPr>
-            <w:r>
-              <w:rPr>
-                <w:rFonts w:ascii="Helvetica" w:hAnsi="Helvetica" w:eastAsia="Helvetica" w:cs="Helvetica"/>
-                <w:i w:val="false"/>
-                <w:b w:val="false"/>
-                <w:u w:val="none"/>
+                <w:strike w:val="false"/>
+                <w:sz w:val="22"/>
+                <w:szCs w:val="22"/>
+                <w:color w:val="000000"/>
+              </w:rPr>
+            </w:pPr>
+            <w:r>
+              <w:rPr>
+                <w:rFonts w:ascii="Helvetica" w:hAnsi="Helvetica" w:eastAsia="Helvetica" w:cs="Helvetica"/>
+                <w:i w:val="false"/>
+                <w:b w:val="false"/>
+                <w:u w:val="none"/>
+                <w:strike w:val="false"/>
                 <w:sz w:val="22"/>
                 <w:szCs w:val="22"/>
                 <w:color w:val="000000"/>
@@ -1444,22 +1496,24 @@
                 <w:i w:val="false"/>
                 <w:b w:val="false"/>
                 <w:u w:val="none"/>
-                <w:sz w:val="22"/>
-                <w:szCs w:val="22"/>
-                <w:color w:val="000000"/>
-              </w:rPr>
-            </w:pPr>
-            <w:r>
-              <w:rPr>
-                <w:rFonts w:ascii="Helvetica" w:hAnsi="Helvetica" w:eastAsia="Helvetica" w:cs="Helvetica"/>
-                <w:i w:val="false"/>
-                <w:b w:val="false"/>
-                <w:u w:val="none"/>
-                <w:sz w:val="22"/>
-                <w:szCs w:val="22"/>
-                <w:color w:val="000000"/>
-              </w:rPr>
-              <w:t xml:space="preserve">25.500</w:t>
+                <w:strike w:val="false"/>
+                <w:sz w:val="22"/>
+                <w:szCs w:val="22"/>
+                <w:color w:val="000000"/>
+              </w:rPr>
+            </w:pPr>
+            <w:r>
+              <w:rPr>
+                <w:rFonts w:ascii="Helvetica" w:hAnsi="Helvetica" w:eastAsia="Helvetica" w:cs="Helvetica"/>
+                <w:i w:val="false"/>
+                <w:b w:val="false"/>
+                <w:u w:val="none"/>
+                <w:strike w:val="false"/>
+                <w:sz w:val="22"/>
+                <w:szCs w:val="22"/>
+                <w:color w:val="000000"/>
+              </w:rPr>
+              <w:t xml:space="preserve">25.900</w:t>
             </w:r>
           </w:p>
         </w:tc>
@@ -1496,22 +1550,24 @@
                 <w:i w:val="false"/>
                 <w:b w:val="false"/>
                 <w:u w:val="none"/>
-                <w:sz w:val="22"/>
-                <w:szCs w:val="22"/>
-                <w:color w:val="000000"/>
-              </w:rPr>
-            </w:pPr>
-            <w:r>
-              <w:rPr>
-                <w:rFonts w:ascii="Helvetica" w:hAnsi="Helvetica" w:eastAsia="Helvetica" w:cs="Helvetica"/>
-                <w:i w:val="false"/>
-                <w:b w:val="false"/>
-                <w:u w:val="none"/>
-                <w:sz w:val="22"/>
-                <w:szCs w:val="22"/>
-                <w:color w:val="000000"/>
-              </w:rPr>
-              <w:t xml:space="preserve">15.100</w:t>
+                <w:strike w:val="false"/>
+                <w:sz w:val="22"/>
+                <w:szCs w:val="22"/>
+                <w:color w:val="000000"/>
+              </w:rPr>
+            </w:pPr>
+            <w:r>
+              <w:rPr>
+                <w:rFonts w:ascii="Helvetica" w:hAnsi="Helvetica" w:eastAsia="Helvetica" w:cs="Helvetica"/>
+                <w:i w:val="false"/>
+                <w:b w:val="false"/>
+                <w:u w:val="none"/>
+                <w:strike w:val="false"/>
+                <w:sz w:val="22"/>
+                <w:szCs w:val="22"/>
+                <w:color w:val="000000"/>
+              </w:rPr>
+              <w:t xml:space="preserve">15.300</w:t>
             </w:r>
           </w:p>
         </w:tc>
@@ -1548,22 +1604,24 @@
                 <w:i w:val="false"/>
                 <w:b w:val="false"/>
                 <w:u w:val="none"/>
-                <w:sz w:val="22"/>
-                <w:szCs w:val="22"/>
-                <w:color w:val="000000"/>
-              </w:rPr>
-            </w:pPr>
-            <w:r>
-              <w:rPr>
-                <w:rFonts w:ascii="Helvetica" w:hAnsi="Helvetica" w:eastAsia="Helvetica" w:cs="Helvetica"/>
-                <w:i w:val="false"/>
-                <w:b w:val="false"/>
-                <w:u w:val="none"/>
-                <w:sz w:val="22"/>
-                <w:szCs w:val="22"/>
-                <w:color w:val="000000"/>
-              </w:rPr>
-              <w:t xml:space="preserve">60.800</w:t>
+                <w:strike w:val="false"/>
+                <w:sz w:val="22"/>
+                <w:szCs w:val="22"/>
+                <w:color w:val="000000"/>
+              </w:rPr>
+            </w:pPr>
+            <w:r>
+              <w:rPr>
+                <w:rFonts w:ascii="Helvetica" w:hAnsi="Helvetica" w:eastAsia="Helvetica" w:cs="Helvetica"/>
+                <w:i w:val="false"/>
+                <w:b w:val="false"/>
+                <w:u w:val="none"/>
+                <w:strike w:val="false"/>
+                <w:sz w:val="22"/>
+                <w:szCs w:val="22"/>
+                <w:color w:val="000000"/>
+              </w:rPr>
+              <w:t xml:space="preserve">58.100</w:t>
             </w:r>
           </w:p>
         </w:tc>
@@ -1600,17 +1658,19 @@
                 <w:i w:val="false"/>
                 <w:b w:val="false"/>
                 <w:u w:val="none"/>
-                <w:sz w:val="22"/>
-                <w:szCs w:val="22"/>
-                <w:color w:val="000000"/>
-              </w:rPr>
-            </w:pPr>
-            <w:r>
-              <w:rPr>
-                <w:rFonts w:ascii="Helvetica" w:hAnsi="Helvetica" w:eastAsia="Helvetica" w:cs="Helvetica"/>
-                <w:i w:val="false"/>
-                <w:b w:val="false"/>
-                <w:u w:val="none"/>
+                <w:strike w:val="false"/>
+                <w:sz w:val="22"/>
+                <w:szCs w:val="22"/>
+                <w:color w:val="000000"/>
+              </w:rPr>
+            </w:pPr>
+            <w:r>
+              <w:rPr>
+                <w:rFonts w:ascii="Helvetica" w:hAnsi="Helvetica" w:eastAsia="Helvetica" w:cs="Helvetica"/>
+                <w:i w:val="false"/>
+                <w:b w:val="false"/>
+                <w:u w:val="none"/>
+                <w:strike w:val="false"/>
                 <w:sz w:val="22"/>
                 <w:szCs w:val="22"/>
                 <w:color w:val="000000"/>
@@ -1658,17 +1718,19 @@
                 <w:i w:val="false"/>
                 <w:b w:val="false"/>
                 <w:u w:val="none"/>
-                <w:sz w:val="22"/>
-                <w:szCs w:val="22"/>
-                <w:color w:val="000000"/>
-              </w:rPr>
-            </w:pPr>
-            <w:r>
-              <w:rPr>
-                <w:rFonts w:ascii="Helvetica" w:hAnsi="Helvetica" w:eastAsia="Helvetica" w:cs="Helvetica"/>
-                <w:i w:val="false"/>
-                <w:b w:val="false"/>
-                <w:u w:val="none"/>
+                <w:strike w:val="false"/>
+                <w:sz w:val="22"/>
+                <w:szCs w:val="22"/>
+                <w:color w:val="000000"/>
+              </w:rPr>
+            </w:pPr>
+            <w:r>
+              <w:rPr>
+                <w:rFonts w:ascii="Helvetica" w:hAnsi="Helvetica" w:eastAsia="Helvetica" w:cs="Helvetica"/>
+                <w:i w:val="false"/>
+                <w:b w:val="false"/>
+                <w:u w:val="none"/>
+                <w:strike w:val="false"/>
                 <w:sz w:val="22"/>
                 <w:szCs w:val="22"/>
                 <w:color w:val="000000"/>
@@ -1710,22 +1772,24 @@
                 <w:i w:val="false"/>
                 <w:b w:val="false"/>
                 <w:u w:val="none"/>
-                <w:sz w:val="22"/>
-                <w:szCs w:val="22"/>
-                <w:color w:val="000000"/>
-              </w:rPr>
-            </w:pPr>
-            <w:r>
-              <w:rPr>
-                <w:rFonts w:ascii="Helvetica" w:hAnsi="Helvetica" w:eastAsia="Helvetica" w:cs="Helvetica"/>
-                <w:i w:val="false"/>
-                <w:b w:val="false"/>
-                <w:u w:val="none"/>
-                <w:sz w:val="22"/>
-                <w:szCs w:val="22"/>
-                <w:color w:val="000000"/>
-              </w:rPr>
-              <w:t xml:space="preserve">6.800</w:t>
+                <w:strike w:val="false"/>
+                <w:sz w:val="22"/>
+                <w:szCs w:val="22"/>
+                <w:color w:val="000000"/>
+              </w:rPr>
+            </w:pPr>
+            <w:r>
+              <w:rPr>
+                <w:rFonts w:ascii="Helvetica" w:hAnsi="Helvetica" w:eastAsia="Helvetica" w:cs="Helvetica"/>
+                <w:i w:val="false"/>
+                <w:b w:val="false"/>
+                <w:u w:val="none"/>
+                <w:strike w:val="false"/>
+                <w:sz w:val="22"/>
+                <w:szCs w:val="22"/>
+                <w:color w:val="000000"/>
+              </w:rPr>
+              <w:t xml:space="preserve">6.650</w:t>
             </w:r>
           </w:p>
         </w:tc>
@@ -1762,22 +1826,24 @@
                 <w:i w:val="false"/>
                 <w:b w:val="false"/>
                 <w:u w:val="none"/>
-                <w:sz w:val="22"/>
-                <w:szCs w:val="22"/>
-                <w:color w:val="000000"/>
-              </w:rPr>
-            </w:pPr>
-            <w:r>
-              <w:rPr>
-                <w:rFonts w:ascii="Helvetica" w:hAnsi="Helvetica" w:eastAsia="Helvetica" w:cs="Helvetica"/>
-                <w:i w:val="false"/>
-                <w:b w:val="false"/>
-                <w:u w:val="none"/>
-                <w:sz w:val="22"/>
-                <w:szCs w:val="22"/>
-                <w:color w:val="000000"/>
-              </w:rPr>
-              <w:t xml:space="preserve">3.510</w:t>
+                <w:strike w:val="false"/>
+                <w:sz w:val="22"/>
+                <w:szCs w:val="22"/>
+                <w:color w:val="000000"/>
+              </w:rPr>
+            </w:pPr>
+            <w:r>
+              <w:rPr>
+                <w:rFonts w:ascii="Helvetica" w:hAnsi="Helvetica" w:eastAsia="Helvetica" w:cs="Helvetica"/>
+                <w:i w:val="false"/>
+                <w:b w:val="false"/>
+                <w:u w:val="none"/>
+                <w:strike w:val="false"/>
+                <w:sz w:val="22"/>
+                <w:szCs w:val="22"/>
+                <w:color w:val="000000"/>
+              </w:rPr>
+              <w:t xml:space="preserve">3.600</w:t>
             </w:r>
           </w:p>
         </w:tc>
@@ -1814,22 +1880,24 @@
                 <w:i w:val="false"/>
                 <w:b w:val="false"/>
                 <w:u w:val="none"/>
-                <w:sz w:val="22"/>
-                <w:szCs w:val="22"/>
-                <w:color w:val="000000"/>
-              </w:rPr>
-            </w:pPr>
-            <w:r>
-              <w:rPr>
-                <w:rFonts w:ascii="Helvetica" w:hAnsi="Helvetica" w:eastAsia="Helvetica" w:cs="Helvetica"/>
-                <w:i w:val="false"/>
-                <w:b w:val="false"/>
-                <w:u w:val="none"/>
-                <w:sz w:val="22"/>
-                <w:szCs w:val="22"/>
-                <w:color w:val="000000"/>
-              </w:rPr>
-              <w:t xml:space="preserve">17.700</w:t>
+                <w:strike w:val="false"/>
+                <w:sz w:val="22"/>
+                <w:szCs w:val="22"/>
+                <w:color w:val="000000"/>
+              </w:rPr>
+            </w:pPr>
+            <w:r>
+              <w:rPr>
+                <w:rFonts w:ascii="Helvetica" w:hAnsi="Helvetica" w:eastAsia="Helvetica" w:cs="Helvetica"/>
+                <w:i w:val="false"/>
+                <w:b w:val="false"/>
+                <w:u w:val="none"/>
+                <w:strike w:val="false"/>
+                <w:sz w:val="22"/>
+                <w:szCs w:val="22"/>
+                <w:color w:val="000000"/>
+              </w:rPr>
+              <w:t xml:space="preserve">17.900</w:t>
             </w:r>
           </w:p>
         </w:tc>
@@ -1866,17 +1934,19 @@
                 <w:i w:val="false"/>
                 <w:b w:val="false"/>
                 <w:u w:val="none"/>
-                <w:sz w:val="22"/>
-                <w:szCs w:val="22"/>
-                <w:color w:val="000000"/>
-              </w:rPr>
-            </w:pPr>
-            <w:r>
-              <w:rPr>
-                <w:rFonts w:ascii="Helvetica" w:hAnsi="Helvetica" w:eastAsia="Helvetica" w:cs="Helvetica"/>
-                <w:i w:val="false"/>
-                <w:b w:val="false"/>
-                <w:u w:val="none"/>
+                <w:strike w:val="false"/>
+                <w:sz w:val="22"/>
+                <w:szCs w:val="22"/>
+                <w:color w:val="000000"/>
+              </w:rPr>
+            </w:pPr>
+            <w:r>
+              <w:rPr>
+                <w:rFonts w:ascii="Helvetica" w:hAnsi="Helvetica" w:eastAsia="Helvetica" w:cs="Helvetica"/>
+                <w:i w:val="false"/>
+                <w:b w:val="false"/>
+                <w:u w:val="none"/>
+                <w:strike w:val="false"/>
                 <w:sz w:val="22"/>
                 <w:szCs w:val="22"/>
                 <w:color w:val="000000"/>

--- a/docs/tables/Table_S1-2_single_mpm_derived.docx
+++ b/docs/tables/Table_S1-2_single_mpm_derived.docx
@@ -28,7 +28,6 @@
           <w:trHeight w:val="573" w:hRule="auto"/>
           <w:tblHeader/>
         </w:trPr>
-        header1
         <w:tc>
           <w:tcPr>
             <w:tcBorders>
@@ -48,6 +47,7 @@
           </w:tcPr>
           <w:p>
             <w:pPr>
+              <w:pStyle w:val="Normal"/>
               <w:jc w:val="left"/>
               <w:pBdr>
                 <w:bottom w:val="none" w:sz="0" w:space="0" w:color="000000"/>
@@ -102,6 +102,7 @@
           </w:tcPr>
           <w:p>
             <w:pPr>
+              <w:pStyle w:val="Normal"/>
               <w:jc w:val="left"/>
               <w:pBdr>
                 <w:bottom w:val="none" w:sz="0" w:space="0" w:color="000000"/>
@@ -156,6 +157,7 @@
           </w:tcPr>
           <w:p>
             <w:pPr>
+              <w:pStyle w:val="Normal"/>
               <w:jc w:val="left"/>
               <w:pBdr>
                 <w:bottom w:val="none" w:sz="0" w:space="0" w:color="000000"/>
@@ -210,6 +212,7 @@
           </w:tcPr>
           <w:p>
             <w:pPr>
+              <w:pStyle w:val="Normal"/>
               <w:jc w:val="left"/>
               <w:pBdr>
                 <w:bottom w:val="none" w:sz="0" w:space="0" w:color="000000"/>
@@ -264,6 +267,7 @@
           </w:tcPr>
           <w:p>
             <w:pPr>
+              <w:pStyle w:val="Normal"/>
               <w:jc w:val="left"/>
               <w:pBdr>
                 <w:bottom w:val="none" w:sz="0" w:space="0" w:color="000000"/>
@@ -304,7 +308,6 @@
         <w:trPr>
           <w:trHeight w:val="620" w:hRule="auto"/>
         </w:trPr>
-        body1
         <w:tc>
           <w:tcPr>
             <w:tcBorders>
@@ -324,6 +327,7 @@
           </w:tcPr>
           <w:p>
             <w:pPr>
+              <w:pStyle w:val="Normal"/>
               <w:jc w:val="left"/>
               <w:pBdr>
                 <w:bottom w:val="none" w:sz="0" w:space="0" w:color="000000"/>
@@ -378,6 +382,7 @@
           </w:tcPr>
           <w:p>
             <w:pPr>
+              <w:pStyle w:val="Normal"/>
               <w:jc w:val="left"/>
               <w:pBdr>
                 <w:bottom w:val="none" w:sz="0" w:space="0" w:color="000000"/>
@@ -432,6 +437,7 @@
           </w:tcPr>
           <w:p>
             <w:pPr>
+              <w:pStyle w:val="Normal"/>
               <w:jc w:val="left"/>
               <w:pBdr>
                 <w:bottom w:val="none" w:sz="0" w:space="0" w:color="000000"/>
@@ -486,6 +492,7 @@
           </w:tcPr>
           <w:p>
             <w:pPr>
+              <w:pStyle w:val="Normal"/>
               <w:jc w:val="left"/>
               <w:pBdr>
                 <w:bottom w:val="none" w:sz="0" w:space="0" w:color="000000"/>
@@ -540,6 +547,7 @@
           </w:tcPr>
           <w:p>
             <w:pPr>
+              <w:pStyle w:val="Normal"/>
               <w:jc w:val="left"/>
               <w:pBdr>
                 <w:bottom w:val="none" w:sz="0" w:space="0" w:color="000000"/>
@@ -580,7 +588,6 @@
         <w:trPr>
           <w:trHeight w:val="620" w:hRule="auto"/>
         </w:trPr>
-        body2
         <w:tc>
           <w:tcPr>
             <w:tcBorders>
@@ -600,6 +607,7 @@
           </w:tcPr>
           <w:p>
             <w:pPr>
+              <w:pStyle w:val="Normal"/>
               <w:jc w:val="left"/>
               <w:pBdr>
                 <w:bottom w:val="none" w:sz="0" w:space="0" w:color="000000"/>
@@ -654,6 +662,7 @@
           </w:tcPr>
           <w:p>
             <w:pPr>
+              <w:pStyle w:val="Normal"/>
               <w:jc w:val="left"/>
               <w:pBdr>
                 <w:bottom w:val="none" w:sz="0" w:space="0" w:color="000000"/>
@@ -708,6 +717,7 @@
           </w:tcPr>
           <w:p>
             <w:pPr>
+              <w:pStyle w:val="Normal"/>
               <w:jc w:val="left"/>
               <w:pBdr>
                 <w:bottom w:val="none" w:sz="0" w:space="0" w:color="000000"/>
@@ -762,6 +772,7 @@
           </w:tcPr>
           <w:p>
             <w:pPr>
+              <w:pStyle w:val="Normal"/>
               <w:jc w:val="left"/>
               <w:pBdr>
                 <w:bottom w:val="none" w:sz="0" w:space="0" w:color="000000"/>
@@ -816,6 +827,7 @@
           </w:tcPr>
           <w:p>
             <w:pPr>
+              <w:pStyle w:val="Normal"/>
               <w:jc w:val="left"/>
               <w:pBdr>
                 <w:bottom w:val="none" w:sz="0" w:space="0" w:color="000000"/>
@@ -856,7 +868,6 @@
         <w:trPr>
           <w:trHeight w:val="620" w:hRule="auto"/>
         </w:trPr>
-        body3
         <w:tc>
           <w:tcPr>
             <w:tcBorders>
@@ -876,6 +887,7 @@
           </w:tcPr>
           <w:p>
             <w:pPr>
+              <w:pStyle w:val="Normal"/>
               <w:jc w:val="left"/>
               <w:pBdr>
                 <w:bottom w:val="none" w:sz="0" w:space="0" w:color="000000"/>
@@ -930,6 +942,7 @@
           </w:tcPr>
           <w:p>
             <w:pPr>
+              <w:pStyle w:val="Normal"/>
               <w:jc w:val="left"/>
               <w:pBdr>
                 <w:bottom w:val="none" w:sz="0" w:space="0" w:color="000000"/>
@@ -984,6 +997,7 @@
           </w:tcPr>
           <w:p>
             <w:pPr>
+              <w:pStyle w:val="Normal"/>
               <w:jc w:val="left"/>
               <w:pBdr>
                 <w:bottom w:val="none" w:sz="0" w:space="0" w:color="000000"/>
@@ -1038,6 +1052,7 @@
           </w:tcPr>
           <w:p>
             <w:pPr>
+              <w:pStyle w:val="Normal"/>
               <w:jc w:val="left"/>
               <w:pBdr>
                 <w:bottom w:val="none" w:sz="0" w:space="0" w:color="000000"/>
@@ -1092,6 +1107,7 @@
           </w:tcPr>
           <w:p>
             <w:pPr>
+              <w:pStyle w:val="Normal"/>
               <w:jc w:val="left"/>
               <w:pBdr>
                 <w:bottom w:val="none" w:sz="0" w:space="0" w:color="000000"/>
@@ -1132,7 +1148,6 @@
         <w:trPr>
           <w:trHeight w:val="616" w:hRule="auto"/>
         </w:trPr>
-        body4
         <w:tc>
           <w:tcPr>
             <w:tcBorders>
@@ -1152,6 +1167,7 @@
           </w:tcPr>
           <w:p>
             <w:pPr>
+              <w:pStyle w:val="Normal"/>
               <w:jc w:val="left"/>
               <w:pBdr>
                 <w:bottom w:val="none" w:sz="0" w:space="0" w:color="000000"/>
@@ -1206,6 +1222,7 @@
           </w:tcPr>
           <w:p>
             <w:pPr>
+              <w:pStyle w:val="Normal"/>
               <w:jc w:val="left"/>
               <w:pBdr>
                 <w:bottom w:val="none" w:sz="0" w:space="0" w:color="000000"/>
@@ -1260,6 +1277,7 @@
           </w:tcPr>
           <w:p>
             <w:pPr>
+              <w:pStyle w:val="Normal"/>
               <w:jc w:val="left"/>
               <w:pBdr>
                 <w:bottom w:val="none" w:sz="0" w:space="0" w:color="000000"/>
@@ -1314,6 +1332,7 @@
           </w:tcPr>
           <w:p>
             <w:pPr>
+              <w:pStyle w:val="Normal"/>
               <w:jc w:val="left"/>
               <w:pBdr>
                 <w:bottom w:val="none" w:sz="0" w:space="0" w:color="000000"/>
@@ -1368,6 +1387,7 @@
           </w:tcPr>
           <w:p>
             <w:pPr>
+              <w:pStyle w:val="Normal"/>
               <w:jc w:val="left"/>
               <w:pBdr>
                 <w:bottom w:val="none" w:sz="0" w:space="0" w:color="000000"/>
@@ -1408,7 +1428,6 @@
         <w:trPr>
           <w:trHeight w:val="618" w:hRule="auto"/>
         </w:trPr>
-        body5
         <w:tc>
           <w:tcPr>
             <w:tcBorders>
@@ -1428,6 +1447,7 @@
           </w:tcPr>
           <w:p>
             <w:pPr>
+              <w:pStyle w:val="Normal"/>
               <w:jc w:val="left"/>
               <w:pBdr>
                 <w:bottom w:val="none" w:sz="0" w:space="0" w:color="000000"/>
@@ -1482,6 +1502,7 @@
           </w:tcPr>
           <w:p>
             <w:pPr>
+              <w:pStyle w:val="Normal"/>
               <w:jc w:val="left"/>
               <w:pBdr>
                 <w:bottom w:val="none" w:sz="0" w:space="0" w:color="000000"/>
@@ -1536,6 +1557,7 @@
           </w:tcPr>
           <w:p>
             <w:pPr>
+              <w:pStyle w:val="Normal"/>
               <w:jc w:val="left"/>
               <w:pBdr>
                 <w:bottom w:val="none" w:sz="0" w:space="0" w:color="000000"/>
@@ -1590,6 +1612,7 @@
           </w:tcPr>
           <w:p>
             <w:pPr>
+              <w:pStyle w:val="Normal"/>
               <w:jc w:val="left"/>
               <w:pBdr>
                 <w:bottom w:val="none" w:sz="0" w:space="0" w:color="000000"/>
@@ -1644,6 +1667,7 @@
           </w:tcPr>
           <w:p>
             <w:pPr>
+              <w:pStyle w:val="Normal"/>
               <w:jc w:val="left"/>
               <w:pBdr>
                 <w:bottom w:val="none" w:sz="0" w:space="0" w:color="000000"/>
@@ -1684,7 +1708,6 @@
         <w:trPr>
           <w:trHeight w:val="618" w:hRule="auto"/>
         </w:trPr>
-        body6
         <w:tc>
           <w:tcPr>
             <w:tcBorders>
@@ -1704,6 +1727,7 @@
           </w:tcPr>
           <w:p>
             <w:pPr>
+              <w:pStyle w:val="Normal"/>
               <w:jc w:val="left"/>
               <w:pBdr>
                 <w:bottom w:val="none" w:sz="0" w:space="0" w:color="000000"/>
@@ -1758,6 +1782,7 @@
           </w:tcPr>
           <w:p>
             <w:pPr>
+              <w:pStyle w:val="Normal"/>
               <w:jc w:val="left"/>
               <w:pBdr>
                 <w:bottom w:val="none" w:sz="0" w:space="0" w:color="000000"/>
@@ -1812,6 +1837,7 @@
           </w:tcPr>
           <w:p>
             <w:pPr>
+              <w:pStyle w:val="Normal"/>
               <w:jc w:val="left"/>
               <w:pBdr>
                 <w:bottom w:val="none" w:sz="0" w:space="0" w:color="000000"/>
@@ -1866,6 +1892,7 @@
           </w:tcPr>
           <w:p>
             <w:pPr>
+              <w:pStyle w:val="Normal"/>
               <w:jc w:val="left"/>
               <w:pBdr>
                 <w:bottom w:val="none" w:sz="0" w:space="0" w:color="000000"/>
@@ -1920,6 +1947,7 @@
           </w:tcPr>
           <w:p>
             <w:pPr>
+              <w:pStyle w:val="Normal"/>
               <w:jc w:val="left"/>
               <w:pBdr>
                 <w:bottom w:val="none" w:sz="0" w:space="0" w:color="000000"/>
